--- a/w4_research/W4_Research_Pack_v1.3.docx
+++ b/w4_research/W4_Research_Pack_v1.3.docx
@@ -90,7 +90,7 @@
         <w:rPr>
           <w:b/>
         </w:rPr>
-        <w:t>状态 / Status: 已开展 1 次合格用户 Pilot，已根据真实采访整理稿登记发现并修订提纲；主访谈待开展；数据期限与录音访问链接待确认 / One eligible-user pilot conducted; findings registered and guide revised using the supplied interview record. Main collection, data-schedule confirmation and the recording access link remain pending.</w:t>
+        <w:t>状态 / Status: 已开展 1 次合格用户 Pilot，已登记发现并修订提纲，录音已上传；团队确认受访者同意该录音公开。主访谈及数据期限确认待完成。/ One eligible-user pilot conducted, findings documented, guide revised and audio uploaded. The team confirms consent to public release of this recording. Main collection and data-schedule confirmation remain pending.</w:t>
       </w:r>
     </w:p>
     <w:p>
@@ -129,8 +129,17 @@
         <w:rPr>
           <w:b/>
         </w:rPr>
-        <w:t>证据目录 / Evidence folder: w4_research/；原始录音与同意记录另存受限团队文件夹 / Raw audio and consent records are kept separately in restricted team storage.</w:t>
+        <w:t xml:space="preserve">证据目录 / Evidence folder: w4_research/。本次 Pilot 录音已按受访者公开授权发布；完整采访文字、联系方式和可识别同意记录仍受限。/ This pilot audio is public with participant consent confirmed by the team. Full interview text, contact details and identifiable consent records remain restricted. </w:t>
       </w:r>
+      <w:hyperlink r:id="rId10">
+        <w:r>
+          <w:rPr>
+            <w:color w:val="0563C1"/>
+            <w:u w:val="single"/>
+          </w:rPr>
+          <w:t>公开访谈录音 / Public interview audio</w:t>
+        </w:r>
+      </w:hyperlink>
     </w:p>
     <w:p>
       <w:pPr>
@@ -2278,7 +2287,7 @@
         <w:widowControl/>
       </w:pPr>
       <w:r>
-        <w:t>原始资料存放在受控团队文件夹，仅指定研究团队成员及确有课程指导需要的导师或 TA 可访问。联系方式和同意记录与访谈笔记分开保存。录音和可识别资料在 [具体删除日期，访谈前填写] 前删除；匿名分析材料在 [保留期限，访谈前填写] 后删除。请在 [撤回截止日期，访谈前填写] 前，通过 [团队邮箱或联系人] 联系我们，提供参与者代号，即可要求撤回尚可关联到您的资料。完成不可逆匿名化后，我们可能无法定位某条资料。</w:t>
+        <w:t>录音默认存放在受控团队文件夹，仅指定研究成员及确有课程指导需要的导师或 TA 可访问。只有在您单独明确同意公开某条录音后，该条录音才可放在公众可下载的证据库；拒绝公开不影响参加访谈。联系方式和可识别同意记录不公开。原始资料在 [具体删除日期，正式采集前确认] 前删除；匿名分析材料在 [保留期限，正式采集前确认] 后删除。请在 [撤回截止日期，正式采集前确认] 前，通过 [团队邮箱或联系人] 联系我们，提供参与者代号，即可请求撤回尚可关联到您的资料。公开资料可能已被第三方下载；团队不能保证删除第三方副本。完成不可逆匿名化后，我们可能无法定位某条资料。</w:t>
       </w:r>
     </w:p>
     <w:p>
@@ -2326,7 +2335,7 @@
         <w:widowControl/>
       </w:pPr>
       <w:r>
-        <w:t>Raw materials are stored in a controlled team folder, accessible only to designated research team members and the supervisor or TA where needed for course guidance. Contact details and consent records are kept separately from interview notes. Recordings and identifiable materials will be deleted by [specific deletion date, complete before interviewing]. Anonymous analysis materials will be deleted after [retention period, complete before interviewing]. Before [withdrawal deadline, complete before interviewing], contact [team email or contact person] with your participant code to request withdrawal of materials that can still be linked to you. After irreversible anonymisation, we may be unable to identify an individual contribution.</w:t>
+        <w:t>Recordings are restricted to designated research members and the supervisor or TA where needed. Only a recording separately authorised for public release may be placed in a publicly downloadable evidence hub; declining release does not affect participation. Contact details and identifiable consent records are not public. Delete original materials by [deletion date, confirm before main collection] and anonymous analysis after [retention period, confirm before main collection]. Before [withdrawal deadline, confirm before main collection], contact [team email or contact person] with your participant code to request withdrawal of linkable data. Public material may already have been downloaded; the team cannot guarantee removal of third-party copies. Irreversible anonymisation may prevent locating an individual contribution.</w:t>
       </w:r>
     </w:p>
     <w:p>
@@ -2345,7 +2354,7 @@
         <w:rPr>
           <w:b/>
         </w:rPr>
-        <w:t>执行要求：本次 Pilot 的参与和录音同意已由团队确认。团队联系人、原始资料删除日期、匿名材料保留期限与撤回截止日期尚待确认，必须在后续正式访谈前填写并向参与者说明；如本次 Pilot 当时未说明其中某项，应补充说明并记录实际补充日期，不倒填同意记录。所有语言版本保持一致；本文件不表示已经获得学校审批。</w:t>
+        <w:t>执行要求：团队于 2026-10-12 确认本次 Pilot 的参与、录音及单独公开音频授权；该公开授权不延伸到完整采访文字、联系方式或其他人的录音。后续访谈默认受限，公开授权另行询问并留存实际记录。联系人、删除日期、匿名材料保留期限与撤回截止日期仍待确认，须在正式采集前说明；本次 Pilot 的补充说明按实际日期记录，不倒填。所有语言版本一致；本文件不表示已经获得学校审批。</w:t>
       </w:r>
     </w:p>
     <w:p>
@@ -2356,7 +2365,7 @@
         <w:rPr>
           <w:b/>
         </w:rPr>
-        <w:t>Before further interviews: The team confirms participation and recording consent for this pilot. The research contact, deletion date, retention period and withdrawal deadline remain to be confirmed and must be completed and explained before main collection. If a term was not explained during this pilot, provide a clarification and record its actual date without backdating consent. Keep both language versions consistent. This document does not indicate university approval.</w:t>
+        <w:t>The team confirmed participation, recording and separate public-audio release consent on 12 October 2026. This permission does not extend to the full interview text, contact details or anyone else's recording. Restrict later interviews by default and obtain/document any public-release consent separately. The contact and retention/withdrawal schedule still require confirmation before main collection. Date any pilot clarification as it actually occurs; do not backdate. Keep both language versions consistent. This document does not indicate university approval.</w:t>
       </w:r>
     </w:p>
     <w:tbl>
@@ -2558,7 +2567,7 @@
           </w:tcPr>
           <w:p>
             <w:r>
-              <w:t>Y — 团队确认 / Confirmed by the team</w:t>
+              <w:t>Y — 同意录音；团队于 2026-10-12 另行确认同意本次音频在公开 GitHub 发布。/ Recording consent; the team separately confirmed public GitHub release consent on 12 October 2026.</w:t>
             </w:r>
           </w:p>
         </w:tc>
@@ -2817,7 +2826,7 @@
           </w:tcPr>
           <w:p>
             <w:r>
-              <w:t>拟使用学校 OneDrive / SharePoint 受限团队文件夹，分设 raw/、consent/、analysis/ 和 pilot/。当前录音存储链接待团队上传后登记；仅创建公开 GitHub 子目录不等于完成受限存储。/ Use restricted university OneDrive or SharePoint folders for raw data, consent records, analysis and pilot notes. Register the actual audio URL after upload; a public GitHub folder is not restricted storage.</w:t>
+              <w:t>本次 Pilot 音频已上传至公开 GitHub，链接见首页。完整文字、联系方式和可识别同意记录仍使用受限团队文件夹；后续录音默认受限，公开需单独授权。/ This pilot audio is public in GitHub, linked on the opening page. Full text, contacts and identifiable consent records remain restricted. Future audio is restricted unless separately authorised for release.</w:t>
             </w:r>
           </w:p>
         </w:tc>
@@ -2851,7 +2860,7 @@
           </w:tcPr>
           <w:p>
             <w:r>
-              <w:t>使用“特定人员 / Specific people”共享，仅限指定团队成员和需要核验的导师或 TA。导师优先查看去标识记录，需要时访问原始录音。上传后以导师账号或邀请对象核对访问，不使用“Anyone with the link”。/ Share with specified research members and the supervisor or TA who needs verification. Prefer de-identified records; provide raw audio for authorised checking. Test recipient access after upload; do not use anonymous public links.</w:t>
+              <w:t>本次已获单独公开授权的录音可供公众下载。其余原始材料使用“Specific people”，限定指定成员与导师/TA；不能因这一条录音公开而扩大其他资料权限。/ This separately authorised audio is publicly downloadable. Restrict other raw data to specified team members and the supervisor/TA. One release does not expand permissions for other data.</w:t>
             </w:r>
           </w:p>
         </w:tc>
@@ -3000,15 +3009,8 @@
             <w:vAlign w:val="center"/>
           </w:tcPr>
           <w:p>
-            <w:pPr>
-              <w:spacing w:after="60" w:before="60"/>
-            </w:pPr>
             <w:r>
-              <w:rPr>
-                <w:b w:val="0"/>
-                <w:sz w:val="18"/>
-              </w:rPr>
-              <w:t>记录 ID、日期、方法、参与者代号、工具版本、同意状态、访问受限的文件链接、对应 RQ 与局限。/ Record ID, date, method, participant code, instrument version, consent status, restricted file link, relevant RQs and limitations.</w:t>
+              <w:t>记录 ID、日期、方法、参与者代号、工具版本、同意与公开授权范围、实际链接、对应 RQ 与局限。本次录音用公开链接，其他材料仍用受限链接。/ Record ID, date, method, participant code, instrument version, consent/release scope, actual link, RQ and limits. This audio uses a public URL; other records retain restricted links.</w:t>
             </w:r>
           </w:p>
         </w:tc>
@@ -3312,7 +3314,7 @@
           </w:tcPr>
           <w:p>
             <w:r>
-              <w:t>参与和录音已由团队确认；整理稿记录同意课程报告匿名引用及后续联系。公众传播原始录音/完整文字稿未获明确授权；期限及撤回方式仍需补充。/ Participation and recording confirmed; the text records anonymous course-report quotation and follow-up consent. Public distribution of raw audio/full text is not expressly authorised; retention and withdrawal details require clarification.</w:t>
+              <w:t>参与和录音已由团队确认；整理稿记录课程报告匿名引用及后续联系同意。团队于 2026-10-12 另行确认受访者同意公开本次音频。完整文字和可识别资料不在该公开范围；数据期限与撤回方式仍需补充。/ Participation/recording confirmed; the text records course-report quotation and follow-up consent. The team separately confirmed public-audio release consent on 12 October 2026. Full text/identifiable records are outside that release; data schedule and withdrawal terms remain open.</w:t>
             </w:r>
           </w:p>
         </w:tc>
@@ -3916,7 +3918,7 @@
         <w:widowControl/>
       </w:pPr>
       <w:r>
-        <w:t>Green Sight AI Week 4 Research Pack v1.3（中英文）、W4 Assumption Register v2，以及 Pilot Notes v2。2026 年 10 月 12 日已开展 1 次合格用户 Pilot，并根据采访整理稿完成发现归纳和提纲修订。录音链接与数据期限仍待补齐。/ Bilingual research pack v1.3, assumption register v2 and pilot notes v2. One eligible-user pilot took place on 12 October 2026; findings and instrument changes are documented from its interview record. The recording URL and data schedule remain open.</w:t>
+        <w:t>Green Sight AI Week 4 Research Pack v1.3（中英文）、W4 Assumption Register v2，以及 Pilot Notes v2。已开展 1 次合格用户 Pilot，并根据采访整理稿归纳发现及修订提纲。录音已公开上传，团队已确认该录音公开授权；数据期限仍待确认。/ Bilingual research pack v1.3, assumption register v2 and pilot notes v2. One eligible-user pilot and subsequent analysis/guide revision are documented. Its audio is uploaded publicly with release consent confirmed by the team; the data schedule remains open.</w:t>
       </w:r>
     </w:p>
     <w:p>
@@ -3992,7 +3994,7 @@
         <w:widowControl/>
       </w:pPr>
       <w:r>
-        <w:t>本轮先检验用户是否需要判断、解释和可控干预，不以支持自动浇水为成功标准。采用修订提纲并保留拒绝自动化或购买的回答；主采集前确认数据安排及导师证据门槛。原始录音与完整整理稿采用受限访问，公开记录不含姓名、具体住址或原话引用；录音同意不等于公开传播同意。/ Test the need for understandable decisions and controlled intervention without treating approval of automation as success. Use the revised guide and retain rejection of automation or purchase. Confirm data procedures and the supervisor threshold before main collection. Restrict raw audio and the full interview record; public notes contain no names, precise addresses or direct quotations. Recording consent does not grant public distribution.</w:t>
+        <w:t>先检验用户是否需要判断、解释和可控干预，不以支持自动浇水为成功标准。保留拒绝自动化或购买的回答。本次录音已按单独公开授权发布；完整采访文字及可识别同意资料不公开。后续原始资料默认受限。主采集前确认数据安排与导师证据门槛。/ Test understandable decisions and controlled intervention without treating approval of automation as success. Retain rejection of automation or purchase. This audio has separate public-release consent confirmed by the team; full text and identifiable consent materials are not public. Restrict future raw data by default and confirm data terms and the supervisor threshold before main collection.</w:t>
       </w:r>
     </w:p>
     <w:p>
@@ -4011,7 +4013,7 @@
         <w:widowControl/>
       </w:pPr>
       <w:r>
-        <w:t>目前仅有 1 名学生 Pilot，不能代表上班族、办公室或总体市场。新版提纲尚未再次试跑；联系人、数据期限、实际录音链接及导师 W5 门槛待确认。采访整理稿与录音的逐句一致性仍需人工核对。/ One student pilot does not represent working adults, office settings or the market. The revised guide has not been re-piloted. The contact, data schedule, recording URL and supervisor W5 threshold remain open; sentence-level alignment between the interview text and audio still requires checking.</w:t>
+        <w:t>仅有 1 名学生 Pilot，不能代表上班族、办公室或总体市场。新版提纲未再次试跑；联系人、数据期限及导师 W5 门槛仍待确认。录音已在 GitHub 存证，整理稿与录音的逐句一致性仍需人工核对。/ One student pilot does not represent working adults, office settings or the market. The revised guide has not been re-piloted. Contact, data schedule and supervisor W5 threshold remain open. Audio is recorded in GitHub; sentence-level text/audio alignment still requires checking.</w:t>
       </w:r>
     </w:p>
     <w:p>
@@ -4306,7 +4308,7 @@
         <w:rPr>
           <w:b/>
         </w:rPr>
-        <w:t>执行清单 / Execution checklist: 确认联系人与数据期限 → 将录音与完整采访整理稿存入受限文件夹并测试导师访问 → 核对整理稿和录音 → 对修订提纲作短 Pilot → 开展主访谈 → 分析支持及相反证据 → 更新 D1 与 Weekly Log。/ Confirm the contact and data schedule; upload restricted audio and full interview text and test supervisor access; cross-check text/audio; briefly pilot the revised guide; conduct main interviews; analyse supporting and contrary findings; update D1 and the Weekly Log.</w:t>
+        <w:t>执行清单 / Execution checklist: 保留本次录音公开授权记录 → 核对公开音频链接 → 确认联系人与数据期限 → 完整文字与可识别同意资料受限存储 → 核对整理稿和录音 → 与导师确认是否短 Pilot → 主访谈 → 分析支持及相反证据 → 更新 D1 与 Weekly Log。/ Retain the public-audio authorisation record; check the audio link; confirm contact and data terms; restrict full text and identifiable consent records; cross-check text/audio; discuss a short re-pilot; conduct main interviews; analyse both supporting and contrary findings; update D1 and the Weekly Log.</w:t>
       </w:r>
     </w:p>
     <w:sectPr>
